--- a/cours26/cours-26-lab-récapitulatif.docx
+++ b/cours26/cours-26-lab-récapitulatif.docx
@@ -135,7 +135,7 @@
     </w:p>
     <w:p>
       <w:pPr>
-        <w:pStyle w:val="ListParagraph"/>
+        <w:pStyle w:val="Paragraphedeliste"/>
         <w:numPr>
           <w:ilvl w:val="0"/>
           <w:numId w:val="33"/>
@@ -147,7 +147,7 @@
     </w:p>
     <w:p>
       <w:pPr>
-        <w:pStyle w:val="ListParagraph"/>
+        <w:pStyle w:val="Paragraphedeliste"/>
         <w:numPr>
           <w:ilvl w:val="1"/>
           <w:numId w:val="33"/>
@@ -165,7 +165,7 @@
     </w:p>
     <w:p>
       <w:pPr>
-        <w:pStyle w:val="ListParagraph"/>
+        <w:pStyle w:val="Paragraphedeliste"/>
         <w:numPr>
           <w:ilvl w:val="1"/>
           <w:numId w:val="33"/>
@@ -177,7 +177,7 @@
     </w:p>
     <w:p>
       <w:pPr>
-        <w:pStyle w:val="ListParagraph"/>
+        <w:pStyle w:val="Paragraphedeliste"/>
         <w:numPr>
           <w:ilvl w:val="1"/>
           <w:numId w:val="33"/>
@@ -189,7 +189,7 @@
     </w:p>
     <w:p>
       <w:pPr>
-        <w:pStyle w:val="ListParagraph"/>
+        <w:pStyle w:val="Paragraphedeliste"/>
         <w:numPr>
           <w:ilvl w:val="1"/>
           <w:numId w:val="33"/>
@@ -201,7 +201,7 @@
     </w:p>
     <w:p>
       <w:pPr>
-        <w:pStyle w:val="ListParagraph"/>
+        <w:pStyle w:val="Paragraphedeliste"/>
         <w:numPr>
           <w:ilvl w:val="1"/>
           <w:numId w:val="33"/>
@@ -217,12 +217,20 @@
         <w:t xml:space="preserve"> Linux</w:t>
       </w:r>
       <w:r>
-        <w:t xml:space="preserve"> sur lequel sera déployé un service ssh et un serveur web.</w:t>
+        <w:t xml:space="preserve"> sur lequel sera déployé un service </w:t>
+      </w:r>
+      <w:proofErr w:type="spellStart"/>
+      <w:r>
+        <w:t>ssh</w:t>
+      </w:r>
+      <w:proofErr w:type="spellEnd"/>
+      <w:r>
+        <w:t xml:space="preserve"> et un serveur web.</w:t>
       </w:r>
     </w:p>
     <w:p>
       <w:pPr>
-        <w:pStyle w:val="ListParagraph"/>
+        <w:pStyle w:val="Paragraphedeliste"/>
         <w:numPr>
           <w:ilvl w:val="0"/>
           <w:numId w:val="33"/>
@@ -234,7 +242,7 @@
     </w:p>
     <w:p>
       <w:pPr>
-        <w:pStyle w:val="ListParagraph"/>
+        <w:pStyle w:val="Paragraphedeliste"/>
         <w:numPr>
           <w:ilvl w:val="1"/>
           <w:numId w:val="33"/>
@@ -246,7 +254,7 @@
     </w:p>
     <w:p>
       <w:pPr>
-        <w:pStyle w:val="ListParagraph"/>
+        <w:pStyle w:val="Paragraphedeliste"/>
         <w:numPr>
           <w:ilvl w:val="1"/>
           <w:numId w:val="33"/>
@@ -263,17 +271,26 @@
           <w:bCs/>
         </w:rPr>
       </w:pPr>
+      <w:proofErr w:type="gramStart"/>
       <w:r>
         <w:rPr>
           <w:b/>
           <w:bCs/>
         </w:rPr>
-        <w:t xml:space="preserve">Au final : </w:t>
+        <w:t>Au final</w:t>
+      </w:r>
+      <w:proofErr w:type="gramEnd"/>
+      <w:r>
+        <w:rPr>
+          <w:b/>
+          <w:bCs/>
+        </w:rPr>
+        <w:t xml:space="preserve"> : </w:t>
       </w:r>
     </w:p>
     <w:p>
       <w:pPr>
-        <w:pStyle w:val="ListParagraph"/>
+        <w:pStyle w:val="Paragraphedeliste"/>
         <w:numPr>
           <w:ilvl w:val="0"/>
           <w:numId w:val="33"/>
@@ -291,7 +308,7 @@
     </w:p>
     <w:p>
       <w:pPr>
-        <w:pStyle w:val="ListParagraph"/>
+        <w:pStyle w:val="Paragraphedeliste"/>
         <w:numPr>
           <w:ilvl w:val="0"/>
           <w:numId w:val="33"/>
@@ -303,7 +320,7 @@
     </w:p>
     <w:p>
       <w:pPr>
-        <w:pStyle w:val="ListParagraph"/>
+        <w:pStyle w:val="Paragraphedeliste"/>
         <w:numPr>
           <w:ilvl w:val="0"/>
           <w:numId w:val="33"/>
@@ -318,20 +335,14 @@
     </w:p>
     <w:p>
       <w:pPr>
-        <w:pStyle w:val="ListParagraph"/>
+        <w:pStyle w:val="Paragraphedeliste"/>
         <w:numPr>
           <w:ilvl w:val="0"/>
           <w:numId w:val="33"/>
         </w:numPr>
       </w:pPr>
       <w:r>
-        <w:t xml:space="preserve">Le </w:t>
-      </w:r>
-      <w:r>
-        <w:t>serveur linux</w:t>
-      </w:r>
-      <w:r>
-        <w:t xml:space="preserve"> </w:t>
+        <w:t xml:space="preserve">Le serveur linux </w:t>
       </w:r>
       <w:r>
         <w:t>ne devrait pas pouvoir rejoindre ni laptop ni Mono.</w:t>
@@ -362,21 +373,21 @@
     </w:p>
     <w:tbl>
       <w:tblPr>
-        <w:tblStyle w:val="TableGrid"/>
+        <w:tblStyle w:val="Grilledutableau"/>
         <w:tblW w:w="0" w:type="auto"/>
         <w:tblLook w:val="04A0" w:firstRow="1" w:lastRow="0" w:firstColumn="1" w:lastColumn="0" w:noHBand="0" w:noVBand="1"/>
       </w:tblPr>
       <w:tblGrid>
-        <w:gridCol w:w="1712"/>
+        <w:gridCol w:w="1710"/>
         <w:gridCol w:w="1714"/>
-        <w:gridCol w:w="1738"/>
+        <w:gridCol w:w="1740"/>
         <w:gridCol w:w="1755"/>
         <w:gridCol w:w="1711"/>
       </w:tblGrid>
       <w:tr>
         <w:tc>
           <w:tcPr>
-            <w:tcW w:w="1720" w:type="dxa"/>
+            <w:tcW w:w="1710" w:type="dxa"/>
             <w:shd w:val="clear" w:color="auto" w:fill="000000" w:themeFill="text1"/>
           </w:tcPr>
           <w:p>
@@ -388,6 +399,7 @@
                 <w:lang w:val="en-CA"/>
               </w:rPr>
             </w:pPr>
+            <w:proofErr w:type="spellStart"/>
             <w:r>
               <w:rPr>
                 <w:b/>
@@ -396,11 +408,12 @@
               </w:rPr>
               <w:t>Hôte</w:t>
             </w:r>
+            <w:proofErr w:type="spellEnd"/>
           </w:p>
         </w:tc>
         <w:tc>
           <w:tcPr>
-            <w:tcW w:w="1720" w:type="dxa"/>
+            <w:tcW w:w="1714" w:type="dxa"/>
             <w:shd w:val="clear" w:color="auto" w:fill="000000" w:themeFill="text1"/>
           </w:tcPr>
           <w:p>
@@ -424,7 +437,7 @@
         </w:tc>
         <w:tc>
           <w:tcPr>
-            <w:tcW w:w="1719" w:type="dxa"/>
+            <w:tcW w:w="1740" w:type="dxa"/>
             <w:shd w:val="clear" w:color="auto" w:fill="000000" w:themeFill="text1"/>
           </w:tcPr>
           <w:p>
@@ -436,6 +449,7 @@
                 <w:lang w:val="en-CA"/>
               </w:rPr>
             </w:pPr>
+            <w:proofErr w:type="spellStart"/>
             <w:r>
               <w:rPr>
                 <w:b/>
@@ -444,6 +458,7 @@
               </w:rPr>
               <w:t>Adresse</w:t>
             </w:r>
+            <w:proofErr w:type="spellEnd"/>
           </w:p>
         </w:tc>
         <w:tc>
@@ -472,7 +487,7 @@
         </w:tc>
         <w:tc>
           <w:tcPr>
-            <w:tcW w:w="1716" w:type="dxa"/>
+            <w:tcW w:w="1711" w:type="dxa"/>
             <w:shd w:val="clear" w:color="auto" w:fill="000000" w:themeFill="text1"/>
           </w:tcPr>
           <w:p>
@@ -484,6 +499,7 @@
                 <w:lang w:val="en-CA"/>
               </w:rPr>
             </w:pPr>
+            <w:proofErr w:type="spellStart"/>
             <w:r>
               <w:rPr>
                 <w:b/>
@@ -492,13 +508,14 @@
               </w:rPr>
               <w:t>Passerelle</w:t>
             </w:r>
+            <w:proofErr w:type="spellEnd"/>
           </w:p>
         </w:tc>
       </w:tr>
       <w:tr>
         <w:tc>
           <w:tcPr>
-            <w:tcW w:w="1720" w:type="dxa"/>
+            <w:tcW w:w="1710" w:type="dxa"/>
             <w:shd w:val="clear" w:color="auto" w:fill="FFFF00"/>
           </w:tcPr>
           <w:p>
@@ -517,7 +534,7 @@
         </w:tc>
         <w:tc>
           <w:tcPr>
-            <w:tcW w:w="1720" w:type="dxa"/>
+            <w:tcW w:w="1714" w:type="dxa"/>
             <w:shd w:val="clear" w:color="auto" w:fill="FFFF00"/>
           </w:tcPr>
           <w:p>
@@ -542,7 +559,7 @@
         </w:tc>
         <w:tc>
           <w:tcPr>
-            <w:tcW w:w="1719" w:type="dxa"/>
+            <w:tcW w:w="1740" w:type="dxa"/>
             <w:shd w:val="clear" w:color="auto" w:fill="FFFF00"/>
           </w:tcPr>
           <w:p>
@@ -592,7 +609,7 @@
         </w:tc>
         <w:tc>
           <w:tcPr>
-            <w:tcW w:w="1716" w:type="dxa"/>
+            <w:tcW w:w="1711" w:type="dxa"/>
             <w:shd w:val="clear" w:color="auto" w:fill="FFFF00"/>
           </w:tcPr>
           <w:p>
@@ -613,7 +630,7 @@
       <w:tr>
         <w:tc>
           <w:tcPr>
-            <w:tcW w:w="1720" w:type="dxa"/>
+            <w:tcW w:w="1710" w:type="dxa"/>
           </w:tcPr>
           <w:p>
             <w:pPr>
@@ -631,7 +648,7 @@
         </w:tc>
         <w:tc>
           <w:tcPr>
-            <w:tcW w:w="1720" w:type="dxa"/>
+            <w:tcW w:w="1714" w:type="dxa"/>
           </w:tcPr>
           <w:p>
             <w:pPr>
@@ -649,7 +666,7 @@
         </w:tc>
         <w:tc>
           <w:tcPr>
-            <w:tcW w:w="1719" w:type="dxa"/>
+            <w:tcW w:w="1740" w:type="dxa"/>
           </w:tcPr>
           <w:p>
             <w:pPr>
@@ -685,7 +702,7 @@
         </w:tc>
         <w:tc>
           <w:tcPr>
-            <w:tcW w:w="1716" w:type="dxa"/>
+            <w:tcW w:w="1711" w:type="dxa"/>
           </w:tcPr>
           <w:p>
             <w:pPr>
@@ -705,7 +722,7 @@
       <w:tr>
         <w:tc>
           <w:tcPr>
-            <w:tcW w:w="1720" w:type="dxa"/>
+            <w:tcW w:w="1710" w:type="dxa"/>
           </w:tcPr>
           <w:p>
             <w:pPr>
@@ -713,17 +730,19 @@
                 <w:lang w:val="en-CA"/>
               </w:rPr>
             </w:pPr>
+            <w:proofErr w:type="spellStart"/>
             <w:r>
               <w:rPr>
                 <w:lang w:val="en-CA"/>
               </w:rPr>
               <w:t>Wifi</w:t>
             </w:r>
+            <w:proofErr w:type="spellEnd"/>
           </w:p>
         </w:tc>
         <w:tc>
           <w:tcPr>
-            <w:tcW w:w="1720" w:type="dxa"/>
+            <w:tcW w:w="1714" w:type="dxa"/>
           </w:tcPr>
           <w:p>
             <w:pPr>
@@ -741,7 +760,7 @@
         </w:tc>
         <w:tc>
           <w:tcPr>
-            <w:tcW w:w="1719" w:type="dxa"/>
+            <w:tcW w:w="1740" w:type="dxa"/>
           </w:tcPr>
           <w:p>
             <w:pPr>
@@ -777,7 +796,8 @@
         </w:tc>
         <w:tc>
           <w:tcPr>
-            <w:tcW w:w="1716" w:type="dxa"/>
+            <w:tcW w:w="1711" w:type="dxa"/>
+            <w:vMerge w:val="restart"/>
           </w:tcPr>
           <w:p>
             <w:pPr>
@@ -785,11 +805,19 @@
                 <w:lang w:val="en-CA"/>
               </w:rPr>
             </w:pPr>
-            <w:r>
-              <w:rPr>
-                <w:lang w:val="en-CA"/>
-              </w:rPr>
-              <w:t>ND</w:t>
+            <w:proofErr w:type="spellStart"/>
+            <w:r>
+              <w:rPr>
+                <w:lang w:val="en-CA"/>
+              </w:rPr>
+              <w:t>Routeur</w:t>
+            </w:r>
+            <w:proofErr w:type="spellEnd"/>
+            <w:r>
+              <w:rPr>
+                <w:lang w:val="en-CA"/>
+              </w:rPr>
+              <w:t xml:space="preserve"> CISCO</w:t>
             </w:r>
           </w:p>
         </w:tc>
@@ -797,7 +825,7 @@
       <w:tr>
         <w:tc>
           <w:tcPr>
-            <w:tcW w:w="1720" w:type="dxa"/>
+            <w:tcW w:w="1710" w:type="dxa"/>
           </w:tcPr>
           <w:p>
             <w:pPr>
@@ -805,17 +833,19 @@
                 <w:lang w:val="en-CA"/>
               </w:rPr>
             </w:pPr>
+            <w:proofErr w:type="spellStart"/>
             <w:r>
               <w:rPr>
                 <w:lang w:val="en-CA"/>
               </w:rPr>
               <w:t>Wifi</w:t>
             </w:r>
+            <w:proofErr w:type="spellEnd"/>
           </w:p>
         </w:tc>
         <w:tc>
           <w:tcPr>
-            <w:tcW w:w="1720" w:type="dxa"/>
+            <w:tcW w:w="1714" w:type="dxa"/>
           </w:tcPr>
           <w:p>
             <w:pPr>
@@ -827,25 +857,13 @@
               <w:rPr>
                 <w:lang w:val="en-CA"/>
               </w:rPr>
-              <w:t>V</w:t>
-            </w:r>
-            <w:r>
-              <w:rPr>
-                <w:lang w:val="en-CA"/>
-              </w:rPr>
-              <w:t>ers SW1</w:t>
-            </w:r>
-            <w:r>
-              <w:rPr>
-                <w:lang w:val="en-CA"/>
-              </w:rPr>
-              <w:t xml:space="preserve"> (WAN)</w:t>
+              <w:t>Vers SW1 (WAN)</w:t>
             </w:r>
           </w:p>
         </w:tc>
         <w:tc>
           <w:tcPr>
-            <w:tcW w:w="1719" w:type="dxa"/>
+            <w:tcW w:w="1740" w:type="dxa"/>
           </w:tcPr>
           <w:p>
             <w:pPr>
@@ -857,7 +875,21 @@
               <w:rPr>
                 <w:lang w:val="en-CA"/>
               </w:rPr>
-              <w:t>172.16.X.1</w:t>
+              <w:t>172.</w:t>
+            </w:r>
+            <w:proofErr w:type="gramStart"/>
+            <w:r>
+              <w:rPr>
+                <w:lang w:val="en-CA"/>
+              </w:rPr>
+              <w:t>16.X.</w:t>
+            </w:r>
+            <w:proofErr w:type="gramEnd"/>
+            <w:r>
+              <w:rPr>
+                <w:lang w:val="en-CA"/>
+              </w:rPr>
+              <w:t>1</w:t>
             </w:r>
           </w:p>
         </w:tc>
@@ -881,7 +913,8 @@
         </w:tc>
         <w:tc>
           <w:tcPr>
-            <w:tcW w:w="1716" w:type="dxa"/>
+            <w:tcW w:w="1711" w:type="dxa"/>
+            <w:vMerge/>
           </w:tcPr>
           <w:p>
             <w:pPr>
@@ -889,19 +922,13 @@
                 <w:lang w:val="en-CA"/>
               </w:rPr>
             </w:pPr>
-            <w:r>
-              <w:rPr>
-                <w:lang w:val="en-CA"/>
-              </w:rPr>
-              <w:t>Routeur CISCO</w:t>
-            </w:r>
           </w:p>
         </w:tc>
       </w:tr>
       <w:tr>
         <w:tc>
           <w:tcPr>
-            <w:tcW w:w="1720" w:type="dxa"/>
+            <w:tcW w:w="1710" w:type="dxa"/>
           </w:tcPr>
           <w:p>
             <w:pPr>
@@ -909,17 +936,25 @@
                 <w:lang w:val="en-CA"/>
               </w:rPr>
             </w:pPr>
-            <w:r>
-              <w:rPr>
-                <w:lang w:val="en-CA"/>
-              </w:rPr>
-              <w:t>Routeur CISCO</w:t>
+            <w:proofErr w:type="spellStart"/>
+            <w:r>
+              <w:rPr>
+                <w:lang w:val="en-CA"/>
+              </w:rPr>
+              <w:t>Routeur</w:t>
+            </w:r>
+            <w:proofErr w:type="spellEnd"/>
+            <w:r>
+              <w:rPr>
+                <w:lang w:val="en-CA"/>
+              </w:rPr>
+              <w:t xml:space="preserve"> CISCO</w:t>
             </w:r>
           </w:p>
         </w:tc>
         <w:tc>
           <w:tcPr>
-            <w:tcW w:w="1720" w:type="dxa"/>
+            <w:tcW w:w="1714" w:type="dxa"/>
           </w:tcPr>
           <w:p>
             <w:pPr>
@@ -937,7 +972,7 @@
         </w:tc>
         <w:tc>
           <w:tcPr>
-            <w:tcW w:w="1719" w:type="dxa"/>
+            <w:tcW w:w="1740" w:type="dxa"/>
           </w:tcPr>
           <w:p>
             <w:pPr>
@@ -949,20 +984,16 @@
               <w:rPr>
                 <w:lang w:val="en-CA"/>
               </w:rPr>
-              <w:t>172.16.</w:t>
-            </w:r>
-            <w:r>
-              <w:rPr>
-                <w:lang w:val="en-CA"/>
-              </w:rPr>
-              <w:t>Y</w:t>
-            </w:r>
-            <w:r>
-              <w:rPr>
-                <w:lang w:val="en-CA"/>
-              </w:rPr>
-              <w:t>.</w:t>
-            </w:r>
+              <w:t>172.</w:t>
+            </w:r>
+            <w:proofErr w:type="gramStart"/>
+            <w:r>
+              <w:rPr>
+                <w:lang w:val="en-CA"/>
+              </w:rPr>
+              <w:t>16.Y.</w:t>
+            </w:r>
+            <w:proofErr w:type="gramEnd"/>
             <w:r>
               <w:rPr>
                 <w:lang w:val="en-CA"/>
@@ -991,7 +1022,8 @@
         </w:tc>
         <w:tc>
           <w:tcPr>
-            <w:tcW w:w="1716" w:type="dxa"/>
+            <w:tcW w:w="1711" w:type="dxa"/>
+            <w:vMerge w:val="restart"/>
           </w:tcPr>
           <w:p>
             <w:pPr>
@@ -1003,7 +1035,7 @@
               <w:rPr>
                 <w:lang w:val="en-CA"/>
               </w:rPr>
-              <w:t>ND</w:t>
+              <w:t>R1</w:t>
             </w:r>
           </w:p>
         </w:tc>
@@ -1011,7 +1043,7 @@
       <w:tr>
         <w:tc>
           <w:tcPr>
-            <w:tcW w:w="1720" w:type="dxa"/>
+            <w:tcW w:w="1710" w:type="dxa"/>
           </w:tcPr>
           <w:p>
             <w:pPr>
@@ -1019,17 +1051,25 @@
                 <w:lang w:val="en-CA"/>
               </w:rPr>
             </w:pPr>
-            <w:r>
-              <w:rPr>
-                <w:lang w:val="en-CA"/>
-              </w:rPr>
-              <w:t>Routeur CISCO</w:t>
+            <w:proofErr w:type="spellStart"/>
+            <w:r>
+              <w:rPr>
+                <w:lang w:val="en-CA"/>
+              </w:rPr>
+              <w:t>Routeur</w:t>
+            </w:r>
+            <w:proofErr w:type="spellEnd"/>
+            <w:r>
+              <w:rPr>
+                <w:lang w:val="en-CA"/>
+              </w:rPr>
+              <w:t xml:space="preserve"> CISCO</w:t>
             </w:r>
           </w:p>
         </w:tc>
         <w:tc>
           <w:tcPr>
-            <w:tcW w:w="1720" w:type="dxa"/>
+            <w:tcW w:w="1714" w:type="dxa"/>
           </w:tcPr>
           <w:p>
             <w:pPr>
@@ -1047,7 +1087,7 @@
         </w:tc>
         <w:tc>
           <w:tcPr>
-            <w:tcW w:w="1719" w:type="dxa"/>
+            <w:tcW w:w="1740" w:type="dxa"/>
           </w:tcPr>
           <w:p>
             <w:pPr>
@@ -1059,19 +1099,21 @@
               <w:rPr>
                 <w:lang w:val="en-CA"/>
               </w:rPr>
-              <w:t>192.168.</w:t>
-            </w:r>
-            <w:r>
-              <w:rPr>
-                <w:lang w:val="en-CA"/>
-              </w:rPr>
-              <w:t>Y</w:t>
-            </w:r>
-            <w:r>
-              <w:rPr>
-                <w:lang w:val="en-CA"/>
-              </w:rPr>
-              <w:t>.1</w:t>
+              <w:t>192.</w:t>
+            </w:r>
+            <w:proofErr w:type="gramStart"/>
+            <w:r>
+              <w:rPr>
+                <w:lang w:val="en-CA"/>
+              </w:rPr>
+              <w:t>168.Y.</w:t>
+            </w:r>
+            <w:proofErr w:type="gramEnd"/>
+            <w:r>
+              <w:rPr>
+                <w:lang w:val="en-CA"/>
+              </w:rPr>
+              <w:t>1</w:t>
             </w:r>
           </w:p>
         </w:tc>
@@ -1095,7 +1137,8 @@
         </w:tc>
         <w:tc>
           <w:tcPr>
-            <w:tcW w:w="1716" w:type="dxa"/>
+            <w:tcW w:w="1711" w:type="dxa"/>
+            <w:vMerge/>
           </w:tcPr>
           <w:p>
             <w:pPr>
@@ -1103,19 +1146,13 @@
                 <w:lang w:val="en-CA"/>
               </w:rPr>
             </w:pPr>
-            <w:r>
-              <w:rPr>
-                <w:lang w:val="en-CA"/>
-              </w:rPr>
-              <w:t>ND</w:t>
-            </w:r>
           </w:p>
         </w:tc>
       </w:tr>
       <w:tr>
         <w:tc>
           <w:tcPr>
-            <w:tcW w:w="1720" w:type="dxa"/>
+            <w:tcW w:w="1710" w:type="dxa"/>
           </w:tcPr>
           <w:p>
             <w:pPr>
@@ -1123,17 +1160,25 @@
                 <w:lang w:val="en-CA"/>
               </w:rPr>
             </w:pPr>
-            <w:r>
-              <w:rPr>
-                <w:lang w:val="en-CA"/>
-              </w:rPr>
-              <w:t>Serveur Linux</w:t>
+            <w:proofErr w:type="spellStart"/>
+            <w:r>
+              <w:rPr>
+                <w:lang w:val="en-CA"/>
+              </w:rPr>
+              <w:t>Serveur</w:t>
+            </w:r>
+            <w:proofErr w:type="spellEnd"/>
+            <w:r>
+              <w:rPr>
+                <w:lang w:val="en-CA"/>
+              </w:rPr>
+              <w:t xml:space="preserve"> Linux</w:t>
             </w:r>
           </w:p>
         </w:tc>
         <w:tc>
           <w:tcPr>
-            <w:tcW w:w="1720" w:type="dxa"/>
+            <w:tcW w:w="1714" w:type="dxa"/>
           </w:tcPr>
           <w:p>
             <w:pPr>
@@ -1141,17 +1186,19 @@
                 <w:lang w:val="en-CA"/>
               </w:rPr>
             </w:pPr>
+            <w:proofErr w:type="spellStart"/>
             <w:r>
               <w:rPr>
                 <w:lang w:val="en-CA"/>
               </w:rPr>
               <w:t>Intégrée</w:t>
             </w:r>
+            <w:proofErr w:type="spellEnd"/>
           </w:p>
         </w:tc>
         <w:tc>
           <w:tcPr>
-            <w:tcW w:w="1719" w:type="dxa"/>
+            <w:tcW w:w="1740" w:type="dxa"/>
           </w:tcPr>
           <w:p>
             <w:pPr>
@@ -1187,7 +1234,7 @@
         </w:tc>
         <w:tc>
           <w:tcPr>
-            <w:tcW w:w="1716" w:type="dxa"/>
+            <w:tcW w:w="1711" w:type="dxa"/>
           </w:tcPr>
           <w:p>
             <w:pPr>
@@ -1207,7 +1254,7 @@
       <w:tr>
         <w:tc>
           <w:tcPr>
-            <w:tcW w:w="1720" w:type="dxa"/>
+            <w:tcW w:w="1710" w:type="dxa"/>
           </w:tcPr>
           <w:p>
             <w:pPr>
@@ -1215,17 +1262,25 @@
                 <w:lang w:val="en-CA"/>
               </w:rPr>
             </w:pPr>
-            <w:r>
-              <w:rPr>
-                <w:lang w:val="en-CA"/>
-              </w:rPr>
-              <w:t>Serveur Linux</w:t>
+            <w:proofErr w:type="spellStart"/>
+            <w:r>
+              <w:rPr>
+                <w:lang w:val="en-CA"/>
+              </w:rPr>
+              <w:t>Serveur</w:t>
+            </w:r>
+            <w:proofErr w:type="spellEnd"/>
+            <w:r>
+              <w:rPr>
+                <w:lang w:val="en-CA"/>
+              </w:rPr>
+              <w:t xml:space="preserve"> Linux</w:t>
             </w:r>
           </w:p>
         </w:tc>
         <w:tc>
           <w:tcPr>
-            <w:tcW w:w="1720" w:type="dxa"/>
+            <w:tcW w:w="1714" w:type="dxa"/>
           </w:tcPr>
           <w:p>
             <w:pPr>
@@ -1243,7 +1298,7 @@
         </w:tc>
         <w:tc>
           <w:tcPr>
-            <w:tcW w:w="1719" w:type="dxa"/>
+            <w:tcW w:w="1740" w:type="dxa"/>
           </w:tcPr>
           <w:p>
             <w:pPr>
@@ -1255,7 +1310,21 @@
               <w:rPr>
                 <w:lang w:val="en-CA"/>
               </w:rPr>
-              <w:t>192.168.Y.1</w:t>
+              <w:t>192.</w:t>
+            </w:r>
+            <w:proofErr w:type="gramStart"/>
+            <w:r>
+              <w:rPr>
+                <w:lang w:val="en-CA"/>
+              </w:rPr>
+              <w:t>168.Y.</w:t>
+            </w:r>
+            <w:proofErr w:type="gramEnd"/>
+            <w:r>
+              <w:rPr>
+                <w:lang w:val="en-CA"/>
+              </w:rPr>
+              <w:t>1</w:t>
             </w:r>
             <w:r>
               <w:rPr>
@@ -1297,7 +1366,7 @@
         </w:tc>
         <w:tc>
           <w:tcPr>
-            <w:tcW w:w="1716" w:type="dxa"/>
+            <w:tcW w:w="1711" w:type="dxa"/>
           </w:tcPr>
           <w:p>
             <w:pPr>
@@ -1353,7 +1422,7 @@
     </w:p>
     <w:tbl>
       <w:tblPr>
-        <w:tblStyle w:val="TableGrid"/>
+        <w:tblStyle w:val="Grilledutableau"/>
         <w:tblW w:w="0" w:type="auto"/>
         <w:tblLook w:val="04A0" w:firstRow="1" w:lastRow="0" w:firstColumn="1" w:lastColumn="0" w:noHBand="0" w:noVBand="1"/>
       </w:tblPr>
@@ -1378,6 +1447,7 @@
                 <w:lang w:val="en-CA"/>
               </w:rPr>
             </w:pPr>
+            <w:proofErr w:type="spellStart"/>
             <w:r>
               <w:rPr>
                 <w:b/>
@@ -1386,6 +1456,7 @@
               </w:rPr>
               <w:t>Routeur</w:t>
             </w:r>
+            <w:proofErr w:type="spellEnd"/>
           </w:p>
         </w:tc>
         <w:tc>
@@ -1402,13 +1473,23 @@
                 <w:lang w:val="en-CA"/>
               </w:rPr>
             </w:pPr>
+            <w:proofErr w:type="spellStart"/>
             <w:r>
               <w:rPr>
                 <w:b/>
                 <w:bCs/>
                 <w:lang w:val="en-CA"/>
               </w:rPr>
-              <w:t>Adresse réseau</w:t>
+              <w:t>Adresse</w:t>
+            </w:r>
+            <w:proofErr w:type="spellEnd"/>
+            <w:r>
+              <w:rPr>
+                <w:b/>
+                <w:bCs/>
+                <w:lang w:val="en-CA"/>
+              </w:rPr>
+              <w:t xml:space="preserve"> réseau</w:t>
             </w:r>
           </w:p>
         </w:tc>
@@ -1557,7 +1638,7 @@
     </w:p>
     <w:p>
       <w:pPr>
-        <w:pStyle w:val="ListParagraph"/>
+        <w:pStyle w:val="Paragraphedeliste"/>
         <w:numPr>
           <w:ilvl w:val="0"/>
           <w:numId w:val="33"/>
@@ -1577,7 +1658,7 @@
     </w:p>
     <w:p>
       <w:pPr>
-        <w:pStyle w:val="ListParagraph"/>
+        <w:pStyle w:val="Paragraphedeliste"/>
         <w:numPr>
           <w:ilvl w:val="1"/>
           <w:numId w:val="33"/>
@@ -1592,19 +1673,28 @@
           <w:sz w:val="22"/>
           <w:szCs w:val="22"/>
         </w:rPr>
-        <w:t>SSID : Lab-EquipeX</w:t>
-      </w:r>
+        <w:t xml:space="preserve">SSID : </w:t>
+      </w:r>
+      <w:proofErr w:type="spellStart"/>
       <w:r>
         <w:rPr>
           <w:sz w:val="22"/>
           <w:szCs w:val="22"/>
         </w:rPr>
+        <w:t>Lab-EquipeX</w:t>
+      </w:r>
+      <w:proofErr w:type="spellEnd"/>
+      <w:r>
+        <w:rPr>
+          <w:sz w:val="22"/>
+          <w:szCs w:val="22"/>
+        </w:rPr>
         <w:t xml:space="preserve">. </w:t>
       </w:r>
     </w:p>
     <w:p>
       <w:pPr>
-        <w:pStyle w:val="ListParagraph"/>
+        <w:pStyle w:val="Paragraphedeliste"/>
         <w:numPr>
           <w:ilvl w:val="1"/>
           <w:numId w:val="33"/>
@@ -1624,7 +1714,7 @@
     </w:p>
     <w:p>
       <w:pPr>
-        <w:pStyle w:val="ListParagraph"/>
+        <w:pStyle w:val="Paragraphedeliste"/>
         <w:numPr>
           <w:ilvl w:val="1"/>
           <w:numId w:val="33"/>
@@ -1651,7 +1741,7 @@
     </w:p>
     <w:p>
       <w:pPr>
-        <w:pStyle w:val="ListParagraph"/>
+        <w:pStyle w:val="Paragraphedeliste"/>
         <w:numPr>
           <w:ilvl w:val="0"/>
           <w:numId w:val="33"/>
@@ -1671,7 +1761,7 @@
     </w:p>
     <w:p>
       <w:pPr>
-        <w:pStyle w:val="ListParagraph"/>
+        <w:pStyle w:val="Paragraphedeliste"/>
         <w:numPr>
           <w:ilvl w:val="1"/>
           <w:numId w:val="33"/>
@@ -1691,7 +1781,7 @@
     </w:p>
     <w:p>
       <w:pPr>
-        <w:pStyle w:val="ListParagraph"/>
+        <w:pStyle w:val="Paragraphedeliste"/>
         <w:numPr>
           <w:ilvl w:val="1"/>
           <w:numId w:val="33"/>
@@ -1718,7 +1808,7 @@
     </w:p>
     <w:p>
       <w:pPr>
-        <w:pStyle w:val="ListParagraph"/>
+        <w:pStyle w:val="Paragraphedeliste"/>
         <w:numPr>
           <w:ilvl w:val="1"/>
           <w:numId w:val="33"/>
@@ -1738,7 +1828,7 @@
     </w:p>
     <w:p>
       <w:pPr>
-        <w:pStyle w:val="ListParagraph"/>
+        <w:pStyle w:val="Paragraphedeliste"/>
         <w:numPr>
           <w:ilvl w:val="1"/>
           <w:numId w:val="33"/>
@@ -1758,7 +1848,7 @@
     </w:p>
     <w:p>
       <w:pPr>
-        <w:pStyle w:val="ListParagraph"/>
+        <w:pStyle w:val="Paragraphedeliste"/>
         <w:numPr>
           <w:ilvl w:val="0"/>
           <w:numId w:val="33"/>
@@ -1778,7 +1868,7 @@
     </w:p>
     <w:p>
       <w:pPr>
-        <w:pStyle w:val="ListParagraph"/>
+        <w:pStyle w:val="Paragraphedeliste"/>
         <w:numPr>
           <w:ilvl w:val="1"/>
           <w:numId w:val="33"/>
@@ -1813,7 +1903,7 @@
     </w:p>
     <w:p>
       <w:pPr>
-        <w:pStyle w:val="ListParagraph"/>
+        <w:pStyle w:val="Paragraphedeliste"/>
         <w:numPr>
           <w:ilvl w:val="0"/>
           <w:numId w:val="33"/>
@@ -1833,7 +1923,7 @@
     </w:p>
     <w:p>
       <w:pPr>
-        <w:pStyle w:val="ListParagraph"/>
+        <w:pStyle w:val="Paragraphedeliste"/>
         <w:numPr>
           <w:ilvl w:val="1"/>
           <w:numId w:val="33"/>
@@ -1853,7 +1943,7 @@
     </w:p>
     <w:p>
       <w:pPr>
-        <w:pStyle w:val="ListParagraph"/>
+        <w:pStyle w:val="Paragraphedeliste"/>
         <w:numPr>
           <w:ilvl w:val="1"/>
           <w:numId w:val="33"/>
@@ -1873,7 +1963,7 @@
     </w:p>
     <w:p>
       <w:pPr>
-        <w:pStyle w:val="ListParagraph"/>
+        <w:pStyle w:val="Paragraphedeliste"/>
         <w:numPr>
           <w:ilvl w:val="1"/>
           <w:numId w:val="33"/>
@@ -1893,7 +1983,7 @@
     </w:p>
     <w:p>
       <w:pPr>
-        <w:pStyle w:val="ListParagraph"/>
+        <w:pStyle w:val="Paragraphedeliste"/>
         <w:numPr>
           <w:ilvl w:val="1"/>
           <w:numId w:val="33"/>
@@ -1913,7 +2003,7 @@
     </w:p>
     <w:p>
       <w:pPr>
-        <w:pStyle w:val="ListParagraph"/>
+        <w:pStyle w:val="Paragraphedeliste"/>
         <w:numPr>
           <w:ilvl w:val="0"/>
           <w:numId w:val="33"/>
@@ -1933,7 +2023,7 @@
     </w:p>
     <w:p>
       <w:pPr>
-        <w:pStyle w:val="ListParagraph"/>
+        <w:pStyle w:val="Paragraphedeliste"/>
         <w:numPr>
           <w:ilvl w:val="1"/>
           <w:numId w:val="33"/>
@@ -1955,12 +2045,21 @@
           <w:sz w:val="22"/>
           <w:szCs w:val="22"/>
         </w:rPr>
-        <w:t>SW1 : Outside</w:t>
-      </w:r>
+        <w:t xml:space="preserve">SW1 : </w:t>
+      </w:r>
+      <w:proofErr w:type="spellStart"/>
+      <w:r>
+        <w:rPr>
+          <w:sz w:val="22"/>
+          <w:szCs w:val="22"/>
+        </w:rPr>
+        <w:t>Outside</w:t>
+      </w:r>
+      <w:proofErr w:type="spellEnd"/>
     </w:p>
     <w:p>
       <w:pPr>
-        <w:pStyle w:val="ListParagraph"/>
+        <w:pStyle w:val="Paragraphedeliste"/>
         <w:numPr>
           <w:ilvl w:val="1"/>
           <w:numId w:val="33"/>
@@ -2002,7 +2101,7 @@
     </w:p>
     <w:p>
       <w:pPr>
-        <w:pStyle w:val="ListParagraph"/>
+        <w:pStyle w:val="Paragraphedeliste"/>
         <w:numPr>
           <w:ilvl w:val="0"/>
           <w:numId w:val="33"/>
@@ -2022,7 +2121,7 @@
     </w:p>
     <w:p>
       <w:pPr>
-        <w:pStyle w:val="ListParagraph"/>
+        <w:pStyle w:val="Paragraphedeliste"/>
         <w:numPr>
           <w:ilvl w:val="1"/>
           <w:numId w:val="33"/>
@@ -2039,6 +2138,7 @@
         </w:rPr>
         <w:t>Écoute uniquement sur l’interface de la carte d’e</w:t>
       </w:r>
+      <w:proofErr w:type="spellStart"/>
       <w:r>
         <w:rPr>
           <w:sz w:val="22"/>
@@ -2047,6 +2147,7 @@
         </w:rPr>
         <w:t>xtension</w:t>
       </w:r>
+      <w:proofErr w:type="spellEnd"/>
       <w:r>
         <w:rPr>
           <w:sz w:val="22"/>
@@ -2058,7 +2159,7 @@
     </w:p>
     <w:p>
       <w:pPr>
-        <w:pStyle w:val="ListParagraph"/>
+        <w:pStyle w:val="Paragraphedeliste"/>
         <w:numPr>
           <w:ilvl w:val="0"/>
           <w:numId w:val="33"/>
@@ -2078,7 +2179,7 @@
     </w:p>
     <w:p>
       <w:pPr>
-        <w:pStyle w:val="ListParagraph"/>
+        <w:pStyle w:val="Paragraphedeliste"/>
         <w:numPr>
           <w:ilvl w:val="1"/>
           <w:numId w:val="33"/>
@@ -2100,12 +2201,21 @@
           <w:sz w:val="22"/>
           <w:szCs w:val="22"/>
         </w:rPr>
-        <w:t xml:space="preserve"> via sftp</w:t>
-      </w:r>
+        <w:t xml:space="preserve"> via </w:t>
+      </w:r>
+      <w:proofErr w:type="spellStart"/>
+      <w:r>
+        <w:rPr>
+          <w:sz w:val="22"/>
+          <w:szCs w:val="22"/>
+        </w:rPr>
+        <w:t>sftp</w:t>
+      </w:r>
+      <w:proofErr w:type="spellEnd"/>
     </w:p>
     <w:p>
       <w:pPr>
-        <w:pStyle w:val="ListParagraph"/>
+        <w:pStyle w:val="Paragraphedeliste"/>
         <w:numPr>
           <w:ilvl w:val="1"/>
           <w:numId w:val="33"/>
@@ -2122,13 +2232,23 @@
         </w:rPr>
         <w:t>Écoute uniquement sur l’interface de la carte d’e</w:t>
       </w:r>
+      <w:proofErr w:type="spellStart"/>
       <w:r>
         <w:rPr>
           <w:sz w:val="22"/>
           <w:szCs w:val="22"/>
           <w:lang w:val="en-CA"/>
         </w:rPr>
-        <w:t>xtension au port 8080</w:t>
+        <w:t>xtension</w:t>
+      </w:r>
+      <w:proofErr w:type="spellEnd"/>
+      <w:r>
+        <w:rPr>
+          <w:sz w:val="22"/>
+          <w:szCs w:val="22"/>
+          <w:lang w:val="en-CA"/>
+        </w:rPr>
+        <w:t xml:space="preserve"> au port 8080</w:t>
       </w:r>
     </w:p>
     <w:p/>
@@ -5708,11 +5828,11 @@
       <w:rFonts w:ascii="Roboto" w:hAnsi="Roboto"/>
     </w:rPr>
   </w:style>
-  <w:style w:type="paragraph" w:styleId="Heading1">
+  <w:style w:type="paragraph" w:styleId="Titre1">
     <w:name w:val="heading 1"/>
     <w:basedOn w:val="Normal"/>
     <w:next w:val="Normal"/>
-    <w:link w:val="Heading1Char"/>
+    <w:link w:val="Titre1Car"/>
     <w:uiPriority w:val="9"/>
     <w:qFormat/>
     <w:rsid w:val="00A25183"/>
@@ -5729,11 +5849,11 @@
       <w:szCs w:val="40"/>
     </w:rPr>
   </w:style>
-  <w:style w:type="paragraph" w:styleId="Heading2">
+  <w:style w:type="paragraph" w:styleId="Titre2">
     <w:name w:val="heading 2"/>
     <w:basedOn w:val="Normal"/>
     <w:next w:val="Normal"/>
-    <w:link w:val="Heading2Char"/>
+    <w:link w:val="Titre2Car"/>
     <w:uiPriority w:val="9"/>
     <w:semiHidden/>
     <w:unhideWhenUsed/>
@@ -5752,11 +5872,11 @@
       <w:szCs w:val="32"/>
     </w:rPr>
   </w:style>
-  <w:style w:type="paragraph" w:styleId="Heading3">
+  <w:style w:type="paragraph" w:styleId="Titre3">
     <w:name w:val="heading 3"/>
     <w:basedOn w:val="Normal"/>
     <w:next w:val="Normal"/>
-    <w:link w:val="Heading3Char"/>
+    <w:link w:val="Titre3Car"/>
     <w:uiPriority w:val="9"/>
     <w:semiHidden/>
     <w:unhideWhenUsed/>
@@ -5775,11 +5895,11 @@
       <w:szCs w:val="28"/>
     </w:rPr>
   </w:style>
-  <w:style w:type="paragraph" w:styleId="Heading4">
+  <w:style w:type="paragraph" w:styleId="Titre4">
     <w:name w:val="heading 4"/>
     <w:basedOn w:val="Normal"/>
     <w:next w:val="Normal"/>
-    <w:link w:val="Heading4Char"/>
+    <w:link w:val="Titre4Car"/>
     <w:uiPriority w:val="9"/>
     <w:semiHidden/>
     <w:unhideWhenUsed/>
@@ -5798,11 +5918,11 @@
       <w:color w:val="0F4761" w:themeColor="accent1" w:themeShade="BF"/>
     </w:rPr>
   </w:style>
-  <w:style w:type="paragraph" w:styleId="Heading5">
+  <w:style w:type="paragraph" w:styleId="Titre5">
     <w:name w:val="heading 5"/>
     <w:basedOn w:val="Normal"/>
     <w:next w:val="Normal"/>
-    <w:link w:val="Heading5Char"/>
+    <w:link w:val="Titre5Car"/>
     <w:uiPriority w:val="9"/>
     <w:semiHidden/>
     <w:unhideWhenUsed/>
@@ -5819,11 +5939,11 @@
       <w:color w:val="0F4761" w:themeColor="accent1" w:themeShade="BF"/>
     </w:rPr>
   </w:style>
-  <w:style w:type="paragraph" w:styleId="Heading6">
+  <w:style w:type="paragraph" w:styleId="Titre6">
     <w:name w:val="heading 6"/>
     <w:basedOn w:val="Normal"/>
     <w:next w:val="Normal"/>
-    <w:link w:val="Heading6Char"/>
+    <w:link w:val="Titre6Car"/>
     <w:uiPriority w:val="9"/>
     <w:semiHidden/>
     <w:unhideWhenUsed/>
@@ -5842,11 +5962,11 @@
       <w:color w:val="595959" w:themeColor="text1" w:themeTint="A6"/>
     </w:rPr>
   </w:style>
-  <w:style w:type="paragraph" w:styleId="Heading7">
+  <w:style w:type="paragraph" w:styleId="Titre7">
     <w:name w:val="heading 7"/>
     <w:basedOn w:val="Normal"/>
     <w:next w:val="Normal"/>
-    <w:link w:val="Heading7Char"/>
+    <w:link w:val="Titre7Car"/>
     <w:uiPriority w:val="9"/>
     <w:semiHidden/>
     <w:unhideWhenUsed/>
@@ -5863,11 +5983,11 @@
       <w:color w:val="595959" w:themeColor="text1" w:themeTint="A6"/>
     </w:rPr>
   </w:style>
-  <w:style w:type="paragraph" w:styleId="Heading8">
+  <w:style w:type="paragraph" w:styleId="Titre8">
     <w:name w:val="heading 8"/>
     <w:basedOn w:val="Normal"/>
     <w:next w:val="Normal"/>
-    <w:link w:val="Heading8Char"/>
+    <w:link w:val="Titre8Car"/>
     <w:uiPriority w:val="9"/>
     <w:semiHidden/>
     <w:unhideWhenUsed/>
@@ -5886,11 +6006,11 @@
       <w:color w:val="272727" w:themeColor="text1" w:themeTint="D8"/>
     </w:rPr>
   </w:style>
-  <w:style w:type="paragraph" w:styleId="Heading9">
+  <w:style w:type="paragraph" w:styleId="Titre9">
     <w:name w:val="heading 9"/>
     <w:basedOn w:val="Normal"/>
     <w:next w:val="Normal"/>
-    <w:link w:val="Heading9Char"/>
+    <w:link w:val="Titre9Car"/>
     <w:uiPriority w:val="9"/>
     <w:semiHidden/>
     <w:unhideWhenUsed/>
@@ -5907,13 +6027,13 @@
       <w:color w:val="272727" w:themeColor="text1" w:themeTint="D8"/>
     </w:rPr>
   </w:style>
-  <w:style w:type="character" w:default="1" w:styleId="DefaultParagraphFont">
+  <w:style w:type="character" w:default="1" w:styleId="Policepardfaut">
     <w:name w:val="Default Paragraph Font"/>
     <w:uiPriority w:val="1"/>
     <w:semiHidden/>
     <w:unhideWhenUsed/>
   </w:style>
-  <w:style w:type="table" w:default="1" w:styleId="TableNormal">
+  <w:style w:type="table" w:default="1" w:styleId="TableauNormal">
     <w:name w:val="Normal Table"/>
     <w:uiPriority w:val="99"/>
     <w:semiHidden/>
@@ -5928,16 +6048,16 @@
       </w:tblCellMar>
     </w:tblPr>
   </w:style>
-  <w:style w:type="numbering" w:default="1" w:styleId="NoList">
+  <w:style w:type="numbering" w:default="1" w:styleId="Aucuneliste">
     <w:name w:val="No List"/>
     <w:uiPriority w:val="99"/>
     <w:semiHidden/>
     <w:unhideWhenUsed/>
   </w:style>
-  <w:style w:type="character" w:customStyle="1" w:styleId="Heading1Char">
-    <w:name w:val="Heading 1 Char"/>
-    <w:basedOn w:val="DefaultParagraphFont"/>
-    <w:link w:val="Heading1"/>
+  <w:style w:type="character" w:customStyle="1" w:styleId="Titre1Car">
+    <w:name w:val="Titre 1 Car"/>
+    <w:basedOn w:val="Policepardfaut"/>
+    <w:link w:val="Titre1"/>
     <w:uiPriority w:val="9"/>
     <w:rsid w:val="00A25183"/>
     <w:rPr>
@@ -5947,10 +6067,10 @@
       <w:szCs w:val="40"/>
     </w:rPr>
   </w:style>
-  <w:style w:type="character" w:customStyle="1" w:styleId="Heading2Char">
-    <w:name w:val="Heading 2 Char"/>
-    <w:basedOn w:val="DefaultParagraphFont"/>
-    <w:link w:val="Heading2"/>
+  <w:style w:type="character" w:customStyle="1" w:styleId="Titre2Car">
+    <w:name w:val="Titre 2 Car"/>
+    <w:basedOn w:val="Policepardfaut"/>
+    <w:link w:val="Titre2"/>
     <w:uiPriority w:val="9"/>
     <w:semiHidden/>
     <w:rsid w:val="00A25183"/>
@@ -5961,10 +6081,10 @@
       <w:szCs w:val="32"/>
     </w:rPr>
   </w:style>
-  <w:style w:type="character" w:customStyle="1" w:styleId="Heading3Char">
-    <w:name w:val="Heading 3 Char"/>
-    <w:basedOn w:val="DefaultParagraphFont"/>
-    <w:link w:val="Heading3"/>
+  <w:style w:type="character" w:customStyle="1" w:styleId="Titre3Car">
+    <w:name w:val="Titre 3 Car"/>
+    <w:basedOn w:val="Policepardfaut"/>
+    <w:link w:val="Titre3"/>
     <w:uiPriority w:val="9"/>
     <w:semiHidden/>
     <w:rsid w:val="00A25183"/>
@@ -5975,10 +6095,10 @@
       <w:szCs w:val="28"/>
     </w:rPr>
   </w:style>
-  <w:style w:type="character" w:customStyle="1" w:styleId="Heading4Char">
-    <w:name w:val="Heading 4 Char"/>
-    <w:basedOn w:val="DefaultParagraphFont"/>
-    <w:link w:val="Heading4"/>
+  <w:style w:type="character" w:customStyle="1" w:styleId="Titre4Car">
+    <w:name w:val="Titre 4 Car"/>
+    <w:basedOn w:val="Policepardfaut"/>
+    <w:link w:val="Titre4"/>
     <w:uiPriority w:val="9"/>
     <w:semiHidden/>
     <w:rsid w:val="00A25183"/>
@@ -5989,10 +6109,10 @@
       <w:color w:val="0F4761" w:themeColor="accent1" w:themeShade="BF"/>
     </w:rPr>
   </w:style>
-  <w:style w:type="character" w:customStyle="1" w:styleId="Heading5Char">
-    <w:name w:val="Heading 5 Char"/>
-    <w:basedOn w:val="DefaultParagraphFont"/>
-    <w:link w:val="Heading5"/>
+  <w:style w:type="character" w:customStyle="1" w:styleId="Titre5Car">
+    <w:name w:val="Titre 5 Car"/>
+    <w:basedOn w:val="Policepardfaut"/>
+    <w:link w:val="Titre5"/>
     <w:uiPriority w:val="9"/>
     <w:semiHidden/>
     <w:rsid w:val="00A25183"/>
@@ -6001,10 +6121,10 @@
       <w:color w:val="0F4761" w:themeColor="accent1" w:themeShade="BF"/>
     </w:rPr>
   </w:style>
-  <w:style w:type="character" w:customStyle="1" w:styleId="Heading6Char">
-    <w:name w:val="Heading 6 Char"/>
-    <w:basedOn w:val="DefaultParagraphFont"/>
-    <w:link w:val="Heading6"/>
+  <w:style w:type="character" w:customStyle="1" w:styleId="Titre6Car">
+    <w:name w:val="Titre 6 Car"/>
+    <w:basedOn w:val="Policepardfaut"/>
+    <w:link w:val="Titre6"/>
     <w:uiPriority w:val="9"/>
     <w:semiHidden/>
     <w:rsid w:val="00A25183"/>
@@ -6015,10 +6135,10 @@
       <w:color w:val="595959" w:themeColor="text1" w:themeTint="A6"/>
     </w:rPr>
   </w:style>
-  <w:style w:type="character" w:customStyle="1" w:styleId="Heading7Char">
-    <w:name w:val="Heading 7 Char"/>
-    <w:basedOn w:val="DefaultParagraphFont"/>
-    <w:link w:val="Heading7"/>
+  <w:style w:type="character" w:customStyle="1" w:styleId="Titre7Car">
+    <w:name w:val="Titre 7 Car"/>
+    <w:basedOn w:val="Policepardfaut"/>
+    <w:link w:val="Titre7"/>
     <w:uiPriority w:val="9"/>
     <w:semiHidden/>
     <w:rsid w:val="00A25183"/>
@@ -6027,10 +6147,10 @@
       <w:color w:val="595959" w:themeColor="text1" w:themeTint="A6"/>
     </w:rPr>
   </w:style>
-  <w:style w:type="character" w:customStyle="1" w:styleId="Heading8Char">
-    <w:name w:val="Heading 8 Char"/>
-    <w:basedOn w:val="DefaultParagraphFont"/>
-    <w:link w:val="Heading8"/>
+  <w:style w:type="character" w:customStyle="1" w:styleId="Titre8Car">
+    <w:name w:val="Titre 8 Car"/>
+    <w:basedOn w:val="Policepardfaut"/>
+    <w:link w:val="Titre8"/>
     <w:uiPriority w:val="9"/>
     <w:semiHidden/>
     <w:rsid w:val="00A25183"/>
@@ -6041,10 +6161,10 @@
       <w:color w:val="272727" w:themeColor="text1" w:themeTint="D8"/>
     </w:rPr>
   </w:style>
-  <w:style w:type="character" w:customStyle="1" w:styleId="Heading9Char">
-    <w:name w:val="Heading 9 Char"/>
-    <w:basedOn w:val="DefaultParagraphFont"/>
-    <w:link w:val="Heading9"/>
+  <w:style w:type="character" w:customStyle="1" w:styleId="Titre9Car">
+    <w:name w:val="Titre 9 Car"/>
+    <w:basedOn w:val="Policepardfaut"/>
+    <w:link w:val="Titre9"/>
     <w:uiPriority w:val="9"/>
     <w:semiHidden/>
     <w:rsid w:val="00A25183"/>
@@ -6053,11 +6173,11 @@
       <w:color w:val="272727" w:themeColor="text1" w:themeTint="D8"/>
     </w:rPr>
   </w:style>
-  <w:style w:type="paragraph" w:styleId="Title">
+  <w:style w:type="paragraph" w:styleId="Titre">
     <w:name w:val="Title"/>
     <w:basedOn w:val="Normal"/>
     <w:next w:val="Normal"/>
-    <w:link w:val="TitleChar"/>
+    <w:link w:val="TitreCar"/>
     <w:uiPriority w:val="10"/>
     <w:qFormat/>
     <w:rsid w:val="00A25183"/>
@@ -6073,10 +6193,10 @@
       <w:szCs w:val="56"/>
     </w:rPr>
   </w:style>
-  <w:style w:type="character" w:customStyle="1" w:styleId="TitleChar">
-    <w:name w:val="Title Char"/>
-    <w:basedOn w:val="DefaultParagraphFont"/>
-    <w:link w:val="Title"/>
+  <w:style w:type="character" w:customStyle="1" w:styleId="TitreCar">
+    <w:name w:val="Titre Car"/>
+    <w:basedOn w:val="Policepardfaut"/>
+    <w:link w:val="Titre"/>
     <w:uiPriority w:val="10"/>
     <w:rsid w:val="00A25183"/>
     <w:rPr>
@@ -6087,11 +6207,11 @@
       <w:szCs w:val="56"/>
     </w:rPr>
   </w:style>
-  <w:style w:type="paragraph" w:styleId="Subtitle">
+  <w:style w:type="paragraph" w:styleId="Sous-titre">
     <w:name w:val="Subtitle"/>
     <w:basedOn w:val="Normal"/>
     <w:next w:val="Normal"/>
-    <w:link w:val="SubtitleChar"/>
+    <w:link w:val="Sous-titreCar"/>
     <w:uiPriority w:val="11"/>
     <w:qFormat/>
     <w:rsid w:val="00A25183"/>
@@ -6108,10 +6228,10 @@
       <w:szCs w:val="28"/>
     </w:rPr>
   </w:style>
-  <w:style w:type="character" w:customStyle="1" w:styleId="SubtitleChar">
-    <w:name w:val="Subtitle Char"/>
-    <w:basedOn w:val="DefaultParagraphFont"/>
-    <w:link w:val="Subtitle"/>
+  <w:style w:type="character" w:customStyle="1" w:styleId="Sous-titreCar">
+    <w:name w:val="Sous-titre Car"/>
+    <w:basedOn w:val="Policepardfaut"/>
+    <w:link w:val="Sous-titre"/>
     <w:uiPriority w:val="11"/>
     <w:rsid w:val="00A25183"/>
     <w:rPr>
@@ -6122,11 +6242,11 @@
       <w:szCs w:val="28"/>
     </w:rPr>
   </w:style>
-  <w:style w:type="paragraph" w:styleId="Quote">
+  <w:style w:type="paragraph" w:styleId="Citation">
     <w:name w:val="Quote"/>
     <w:basedOn w:val="Normal"/>
     <w:next w:val="Normal"/>
-    <w:link w:val="QuoteChar"/>
+    <w:link w:val="CitationCar"/>
     <w:uiPriority w:val="29"/>
     <w:qFormat/>
     <w:rsid w:val="00A25183"/>
@@ -6140,10 +6260,10 @@
       <w:color w:val="404040" w:themeColor="text1" w:themeTint="BF"/>
     </w:rPr>
   </w:style>
-  <w:style w:type="character" w:customStyle="1" w:styleId="QuoteChar">
-    <w:name w:val="Quote Char"/>
-    <w:basedOn w:val="DefaultParagraphFont"/>
-    <w:link w:val="Quote"/>
+  <w:style w:type="character" w:customStyle="1" w:styleId="CitationCar">
+    <w:name w:val="Citation Car"/>
+    <w:basedOn w:val="Policepardfaut"/>
+    <w:link w:val="Citation"/>
     <w:uiPriority w:val="29"/>
     <w:rsid w:val="00A25183"/>
     <w:rPr>
@@ -6152,7 +6272,7 @@
       <w:color w:val="404040" w:themeColor="text1" w:themeTint="BF"/>
     </w:rPr>
   </w:style>
-  <w:style w:type="paragraph" w:styleId="ListParagraph">
+  <w:style w:type="paragraph" w:styleId="Paragraphedeliste">
     <w:name w:val="List Paragraph"/>
     <w:basedOn w:val="Normal"/>
     <w:uiPriority w:val="34"/>
@@ -6163,9 +6283,9 @@
       <w:contextualSpacing/>
     </w:pPr>
   </w:style>
-  <w:style w:type="character" w:styleId="IntenseEmphasis">
+  <w:style w:type="character" w:styleId="Accentuationintense">
     <w:name w:val="Intense Emphasis"/>
-    <w:basedOn w:val="DefaultParagraphFont"/>
+    <w:basedOn w:val="Policepardfaut"/>
     <w:uiPriority w:val="21"/>
     <w:qFormat/>
     <w:rsid w:val="00A25183"/>
@@ -6175,11 +6295,11 @@
       <w:color w:val="0F4761" w:themeColor="accent1" w:themeShade="BF"/>
     </w:rPr>
   </w:style>
-  <w:style w:type="paragraph" w:styleId="IntenseQuote">
+  <w:style w:type="paragraph" w:styleId="Citationintense">
     <w:name w:val="Intense Quote"/>
     <w:basedOn w:val="Normal"/>
     <w:next w:val="Normal"/>
-    <w:link w:val="IntenseQuoteChar"/>
+    <w:link w:val="CitationintenseCar"/>
     <w:uiPriority w:val="30"/>
     <w:qFormat/>
     <w:rsid w:val="00A25183"/>
@@ -6198,10 +6318,10 @@
       <w:color w:val="0F4761" w:themeColor="accent1" w:themeShade="BF"/>
     </w:rPr>
   </w:style>
-  <w:style w:type="character" w:customStyle="1" w:styleId="IntenseQuoteChar">
-    <w:name w:val="Intense Quote Char"/>
-    <w:basedOn w:val="DefaultParagraphFont"/>
-    <w:link w:val="IntenseQuote"/>
+  <w:style w:type="character" w:customStyle="1" w:styleId="CitationintenseCar">
+    <w:name w:val="Citation intense Car"/>
+    <w:basedOn w:val="Policepardfaut"/>
+    <w:link w:val="Citationintense"/>
     <w:uiPriority w:val="30"/>
     <w:rsid w:val="00A25183"/>
     <w:rPr>
@@ -6210,9 +6330,9 @@
       <w:color w:val="0F4761" w:themeColor="accent1" w:themeShade="BF"/>
     </w:rPr>
   </w:style>
-  <w:style w:type="character" w:styleId="IntenseReference">
+  <w:style w:type="character" w:styleId="Rfrenceintense">
     <w:name w:val="Intense Reference"/>
-    <w:basedOn w:val="DefaultParagraphFont"/>
+    <w:basedOn w:val="Policepardfaut"/>
     <w:uiPriority w:val="32"/>
     <w:qFormat/>
     <w:rsid w:val="00A25183"/>
@@ -6224,9 +6344,9 @@
       <w:spacing w:val="5"/>
     </w:rPr>
   </w:style>
-  <w:style w:type="table" w:styleId="TableGrid">
+  <w:style w:type="table" w:styleId="Grilledutableau">
     <w:name w:val="Table Grid"/>
-    <w:basedOn w:val="TableNormal"/>
+    <w:basedOn w:val="TableauNormal"/>
     <w:uiPriority w:val="39"/>
     <w:rsid w:val="000331E6"/>
     <w:pPr>
@@ -6261,7 +6381,7 @@
   </w:style>
   <w:style w:type="character" w:customStyle="1" w:styleId="NomDeCoursCar">
     <w:name w:val="NomDeCours Car"/>
-    <w:basedOn w:val="DefaultParagraphFont"/>
+    <w:basedOn w:val="Policepardfaut"/>
     <w:link w:val="NomDeCours"/>
     <w:rsid w:val="0066054B"/>
     <w:rPr>
@@ -6288,7 +6408,7 @@
   </w:style>
   <w:style w:type="character" w:customStyle="1" w:styleId="TitreDevoirCar">
     <w:name w:val="TitreDevoir Car"/>
-    <w:basedOn w:val="DefaultParagraphFont"/>
+    <w:basedOn w:val="Policepardfaut"/>
     <w:link w:val="TitreDevoir"/>
     <w:rsid w:val="0066054B"/>
     <w:rPr>
@@ -6323,7 +6443,7 @@
   </w:style>
   <w:style w:type="character" w:customStyle="1" w:styleId="DevoirTitreSectionCar">
     <w:name w:val="DevoirTitreSection Car"/>
-    <w:basedOn w:val="DefaultParagraphFont"/>
+    <w:basedOn w:val="Policepardfaut"/>
     <w:link w:val="DevoirTitreSection"/>
     <w:rsid w:val="0066054B"/>
     <w:rPr>
@@ -6351,7 +6471,7 @@
   </w:style>
   <w:style w:type="character" w:customStyle="1" w:styleId="RponseCourteCar">
     <w:name w:val="RéponseCourte Car"/>
-    <w:basedOn w:val="DefaultParagraphFont"/>
+    <w:basedOn w:val="Policepardfaut"/>
     <w:link w:val="RponseCourte"/>
     <w:rsid w:val="0066054B"/>
     <w:rPr>
@@ -6360,9 +6480,9 @@
       <w:bCs/>
     </w:rPr>
   </w:style>
-  <w:style w:type="character" w:styleId="Hyperlink">
+  <w:style w:type="character" w:styleId="Lienhypertexte">
     <w:name w:val="Hyperlink"/>
-    <w:basedOn w:val="DefaultParagraphFont"/>
+    <w:basedOn w:val="Policepardfaut"/>
     <w:uiPriority w:val="99"/>
     <w:unhideWhenUsed/>
     <w:rsid w:val="00D475D3"/>
@@ -6371,9 +6491,9 @@
       <w:u w:val="single"/>
     </w:rPr>
   </w:style>
-  <w:style w:type="character" w:styleId="UnresolvedMention">
+  <w:style w:type="character" w:styleId="Mentionnonrsolue">
     <w:name w:val="Unresolved Mention"/>
-    <w:basedOn w:val="DefaultParagraphFont"/>
+    <w:basedOn w:val="Policepardfaut"/>
     <w:uiPriority w:val="99"/>
     <w:semiHidden/>
     <w:unhideWhenUsed/>
@@ -6383,10 +6503,10 @@
       <w:shd w:val="clear" w:color="auto" w:fill="E1DFDD"/>
     </w:rPr>
   </w:style>
-  <w:style w:type="paragraph" w:styleId="Header">
+  <w:style w:type="paragraph" w:styleId="En-tte">
     <w:name w:val="header"/>
     <w:basedOn w:val="Normal"/>
-    <w:link w:val="HeaderChar"/>
+    <w:link w:val="En-tteCar"/>
     <w:uiPriority w:val="99"/>
     <w:unhideWhenUsed/>
     <w:rsid w:val="00A95A49"/>
@@ -6398,20 +6518,20 @@
       <w:spacing w:after="0" w:line="240" w:lineRule="auto"/>
     </w:pPr>
   </w:style>
-  <w:style w:type="character" w:customStyle="1" w:styleId="HeaderChar">
-    <w:name w:val="Header Char"/>
-    <w:basedOn w:val="DefaultParagraphFont"/>
-    <w:link w:val="Header"/>
+  <w:style w:type="character" w:customStyle="1" w:styleId="En-tteCar">
+    <w:name w:val="En-tête Car"/>
+    <w:basedOn w:val="Policepardfaut"/>
+    <w:link w:val="En-tte"/>
     <w:uiPriority w:val="99"/>
     <w:rsid w:val="00A95A49"/>
     <w:rPr>
       <w:rFonts w:ascii="Roboto" w:hAnsi="Roboto"/>
     </w:rPr>
   </w:style>
-  <w:style w:type="paragraph" w:styleId="Footer">
+  <w:style w:type="paragraph" w:styleId="Pieddepage">
     <w:name w:val="footer"/>
     <w:basedOn w:val="Normal"/>
-    <w:link w:val="FooterChar"/>
+    <w:link w:val="PieddepageCar"/>
     <w:uiPriority w:val="99"/>
     <w:unhideWhenUsed/>
     <w:rsid w:val="00A95A49"/>
@@ -6423,10 +6543,10 @@
       <w:spacing w:after="0" w:line="240" w:lineRule="auto"/>
     </w:pPr>
   </w:style>
-  <w:style w:type="character" w:customStyle="1" w:styleId="FooterChar">
-    <w:name w:val="Footer Char"/>
-    <w:basedOn w:val="DefaultParagraphFont"/>
-    <w:link w:val="Footer"/>
+  <w:style w:type="character" w:customStyle="1" w:styleId="PieddepageCar">
+    <w:name w:val="Pied de page Car"/>
+    <w:basedOn w:val="Policepardfaut"/>
+    <w:link w:val="Pieddepage"/>
     <w:uiPriority w:val="99"/>
     <w:rsid w:val="00A95A49"/>
     <w:rPr>
@@ -6461,7 +6581,7 @@
   </w:style>
   <w:style w:type="character" w:customStyle="1" w:styleId="code-blockCar">
     <w:name w:val="code-block Car"/>
-    <w:basedOn w:val="DefaultParagraphFont"/>
+    <w:basedOn w:val="Policepardfaut"/>
     <w:link w:val="code-block"/>
     <w:rsid w:val="00B144B8"/>
     <w:rPr>

--- a/cours26/cours-26-lab-récapitulatif.docx
+++ b/cours26/cours-26-lab-récapitulatif.docx
@@ -217,15 +217,7 @@
         <w:t xml:space="preserve"> Linux</w:t>
       </w:r>
       <w:r>
-        <w:t xml:space="preserve"> sur lequel sera déployé un service </w:t>
-      </w:r>
-      <w:proofErr w:type="spellStart"/>
-      <w:r>
-        <w:t>ssh</w:t>
-      </w:r>
-      <w:proofErr w:type="spellEnd"/>
-      <w:r>
-        <w:t xml:space="preserve"> et un serveur web.</w:t>
+        <w:t xml:space="preserve"> sur lequel sera déployé un service ssh et un serveur web.</w:t>
       </w:r>
     </w:p>
     <w:p>
@@ -271,21 +263,12 @@
           <w:bCs/>
         </w:rPr>
       </w:pPr>
-      <w:proofErr w:type="gramStart"/>
       <w:r>
         <w:rPr>
           <w:b/>
           <w:bCs/>
         </w:rPr>
-        <w:t>Au final</w:t>
-      </w:r>
-      <w:proofErr w:type="gramEnd"/>
-      <w:r>
-        <w:rPr>
-          <w:b/>
-          <w:bCs/>
-        </w:rPr>
-        <w:t xml:space="preserve"> : </w:t>
+        <w:t xml:space="preserve">Au final : </w:t>
       </w:r>
     </w:p>
     <w:p>
@@ -399,7 +382,6 @@
                 <w:lang w:val="en-CA"/>
               </w:rPr>
             </w:pPr>
-            <w:proofErr w:type="spellStart"/>
             <w:r>
               <w:rPr>
                 <w:b/>
@@ -408,7 +390,6 @@
               </w:rPr>
               <w:t>Hôte</w:t>
             </w:r>
-            <w:proofErr w:type="spellEnd"/>
           </w:p>
         </w:tc>
         <w:tc>
@@ -449,7 +430,6 @@
                 <w:lang w:val="en-CA"/>
               </w:rPr>
             </w:pPr>
-            <w:proofErr w:type="spellStart"/>
             <w:r>
               <w:rPr>
                 <w:b/>
@@ -458,7 +438,6 @@
               </w:rPr>
               <w:t>Adresse</w:t>
             </w:r>
-            <w:proofErr w:type="spellEnd"/>
           </w:p>
         </w:tc>
         <w:tc>
@@ -499,7 +478,6 @@
                 <w:lang w:val="en-CA"/>
               </w:rPr>
             </w:pPr>
-            <w:proofErr w:type="spellStart"/>
             <w:r>
               <w:rPr>
                 <w:b/>
@@ -508,7 +486,6 @@
               </w:rPr>
               <w:t>Passerelle</w:t>
             </w:r>
-            <w:proofErr w:type="spellEnd"/>
           </w:p>
         </w:tc>
       </w:tr>
@@ -730,14 +707,12 @@
                 <w:lang w:val="en-CA"/>
               </w:rPr>
             </w:pPr>
-            <w:proofErr w:type="spellStart"/>
             <w:r>
               <w:rPr>
                 <w:lang w:val="en-CA"/>
               </w:rPr>
               <w:t>Wifi</w:t>
             </w:r>
-            <w:proofErr w:type="spellEnd"/>
           </w:p>
         </w:tc>
         <w:tc>
@@ -805,19 +780,11 @@
                 <w:lang w:val="en-CA"/>
               </w:rPr>
             </w:pPr>
-            <w:proofErr w:type="spellStart"/>
             <w:r>
               <w:rPr>
                 <w:lang w:val="en-CA"/>
               </w:rPr>
-              <w:t>Routeur</w:t>
-            </w:r>
-            <w:proofErr w:type="spellEnd"/>
-            <w:r>
-              <w:rPr>
-                <w:lang w:val="en-CA"/>
-              </w:rPr>
-              <w:t xml:space="preserve"> CISCO</w:t>
+              <w:t>Routeur CISCO</w:t>
             </w:r>
           </w:p>
         </w:tc>
@@ -833,14 +800,12 @@
                 <w:lang w:val="en-CA"/>
               </w:rPr>
             </w:pPr>
-            <w:proofErr w:type="spellStart"/>
             <w:r>
               <w:rPr>
                 <w:lang w:val="en-CA"/>
               </w:rPr>
               <w:t>Wifi</w:t>
             </w:r>
-            <w:proofErr w:type="spellEnd"/>
           </w:p>
         </w:tc>
         <w:tc>
@@ -875,21 +840,7 @@
               <w:rPr>
                 <w:lang w:val="en-CA"/>
               </w:rPr>
-              <w:t>172.</w:t>
-            </w:r>
-            <w:proofErr w:type="gramStart"/>
-            <w:r>
-              <w:rPr>
-                <w:lang w:val="en-CA"/>
-              </w:rPr>
-              <w:t>16.X.</w:t>
-            </w:r>
-            <w:proofErr w:type="gramEnd"/>
-            <w:r>
-              <w:rPr>
-                <w:lang w:val="en-CA"/>
-              </w:rPr>
-              <w:t>1</w:t>
+              <w:t>172.16.X.1</w:t>
             </w:r>
           </w:p>
         </w:tc>
@@ -936,19 +887,11 @@
                 <w:lang w:val="en-CA"/>
               </w:rPr>
             </w:pPr>
-            <w:proofErr w:type="spellStart"/>
             <w:r>
               <w:rPr>
                 <w:lang w:val="en-CA"/>
               </w:rPr>
-              <w:t>Routeur</w:t>
-            </w:r>
-            <w:proofErr w:type="spellEnd"/>
-            <w:r>
-              <w:rPr>
-                <w:lang w:val="en-CA"/>
-              </w:rPr>
-              <w:t xml:space="preserve"> CISCO</w:t>
+              <w:t>Routeur CISCO</w:t>
             </w:r>
           </w:p>
         </w:tc>
@@ -984,21 +927,7 @@
               <w:rPr>
                 <w:lang w:val="en-CA"/>
               </w:rPr>
-              <w:t>172.</w:t>
-            </w:r>
-            <w:proofErr w:type="gramStart"/>
-            <w:r>
-              <w:rPr>
-                <w:lang w:val="en-CA"/>
-              </w:rPr>
-              <w:t>16.Y.</w:t>
-            </w:r>
-            <w:proofErr w:type="gramEnd"/>
-            <w:r>
-              <w:rPr>
-                <w:lang w:val="en-CA"/>
-              </w:rPr>
-              <w:t>1</w:t>
+              <w:t>172.16.Y.1</w:t>
             </w:r>
           </w:p>
         </w:tc>
@@ -1035,7 +964,7 @@
               <w:rPr>
                 <w:lang w:val="en-CA"/>
               </w:rPr>
-              <w:t>R1</w:t>
+              <w:t>R6</w:t>
             </w:r>
           </w:p>
         </w:tc>
@@ -1051,19 +980,11 @@
                 <w:lang w:val="en-CA"/>
               </w:rPr>
             </w:pPr>
-            <w:proofErr w:type="spellStart"/>
             <w:r>
               <w:rPr>
                 <w:lang w:val="en-CA"/>
               </w:rPr>
-              <w:t>Routeur</w:t>
-            </w:r>
-            <w:proofErr w:type="spellEnd"/>
-            <w:r>
-              <w:rPr>
-                <w:lang w:val="en-CA"/>
-              </w:rPr>
-              <w:t xml:space="preserve"> CISCO</w:t>
+              <w:t>Routeur CISCO</w:t>
             </w:r>
           </w:p>
         </w:tc>
@@ -1099,21 +1020,7 @@
               <w:rPr>
                 <w:lang w:val="en-CA"/>
               </w:rPr>
-              <w:t>192.</w:t>
-            </w:r>
-            <w:proofErr w:type="gramStart"/>
-            <w:r>
-              <w:rPr>
-                <w:lang w:val="en-CA"/>
-              </w:rPr>
-              <w:t>168.Y.</w:t>
-            </w:r>
-            <w:proofErr w:type="gramEnd"/>
-            <w:r>
-              <w:rPr>
-                <w:lang w:val="en-CA"/>
-              </w:rPr>
-              <w:t>1</w:t>
+              <w:t>192.168.Y.1</w:t>
             </w:r>
           </w:p>
         </w:tc>
@@ -1160,19 +1067,11 @@
                 <w:lang w:val="en-CA"/>
               </w:rPr>
             </w:pPr>
-            <w:proofErr w:type="spellStart"/>
             <w:r>
               <w:rPr>
                 <w:lang w:val="en-CA"/>
               </w:rPr>
-              <w:t>Serveur</w:t>
-            </w:r>
-            <w:proofErr w:type="spellEnd"/>
-            <w:r>
-              <w:rPr>
-                <w:lang w:val="en-CA"/>
-              </w:rPr>
-              <w:t xml:space="preserve"> Linux</w:t>
+              <w:t>Serveur Linux</w:t>
             </w:r>
           </w:p>
         </w:tc>
@@ -1186,14 +1085,12 @@
                 <w:lang w:val="en-CA"/>
               </w:rPr>
             </w:pPr>
-            <w:proofErr w:type="spellStart"/>
             <w:r>
               <w:rPr>
                 <w:lang w:val="en-CA"/>
               </w:rPr>
               <w:t>Intégrée</w:t>
             </w:r>
-            <w:proofErr w:type="spellEnd"/>
           </w:p>
         </w:tc>
         <w:tc>
@@ -1262,19 +1159,11 @@
                 <w:lang w:val="en-CA"/>
               </w:rPr>
             </w:pPr>
-            <w:proofErr w:type="spellStart"/>
             <w:r>
               <w:rPr>
                 <w:lang w:val="en-CA"/>
               </w:rPr>
-              <w:t>Serveur</w:t>
-            </w:r>
-            <w:proofErr w:type="spellEnd"/>
-            <w:r>
-              <w:rPr>
-                <w:lang w:val="en-CA"/>
-              </w:rPr>
-              <w:t xml:space="preserve"> Linux</w:t>
+              <w:t>Serveur Linux</w:t>
             </w:r>
           </w:p>
         </w:tc>
@@ -1310,27 +1199,13 @@
               <w:rPr>
                 <w:lang w:val="en-CA"/>
               </w:rPr>
-              <w:t>192.</w:t>
-            </w:r>
-            <w:proofErr w:type="gramStart"/>
-            <w:r>
-              <w:rPr>
-                <w:lang w:val="en-CA"/>
-              </w:rPr>
-              <w:t>168.Y.</w:t>
-            </w:r>
-            <w:proofErr w:type="gramEnd"/>
-            <w:r>
-              <w:rPr>
-                <w:lang w:val="en-CA"/>
-              </w:rPr>
-              <w:t>1</w:t>
+              <w:t>192.168.Y.</w:t>
             </w:r>
             <w:r>
               <w:rPr>
                 <w:lang w:val="en-CA"/>
               </w:rPr>
-              <w:t>01</w:t>
+              <w:t>99</w:t>
             </w:r>
           </w:p>
         </w:tc>
@@ -1447,7 +1322,6 @@
                 <w:lang w:val="en-CA"/>
               </w:rPr>
             </w:pPr>
-            <w:proofErr w:type="spellStart"/>
             <w:r>
               <w:rPr>
                 <w:b/>
@@ -1456,7 +1330,6 @@
               </w:rPr>
               <w:t>Routeur</w:t>
             </w:r>
-            <w:proofErr w:type="spellEnd"/>
           </w:p>
         </w:tc>
         <w:tc>
@@ -1473,23 +1346,13 @@
                 <w:lang w:val="en-CA"/>
               </w:rPr>
             </w:pPr>
-            <w:proofErr w:type="spellStart"/>
             <w:r>
               <w:rPr>
                 <w:b/>
                 <w:bCs/>
                 <w:lang w:val="en-CA"/>
               </w:rPr>
-              <w:t>Adresse</w:t>
-            </w:r>
-            <w:proofErr w:type="spellEnd"/>
-            <w:r>
-              <w:rPr>
-                <w:b/>
-                <w:bCs/>
-                <w:lang w:val="en-CA"/>
-              </w:rPr>
-              <w:t xml:space="preserve"> réseau</w:t>
+              <w:t>Adresse réseau</w:t>
             </w:r>
           </w:p>
         </w:tc>
@@ -1673,17 +1536,8 @@
           <w:sz w:val="22"/>
           <w:szCs w:val="22"/>
         </w:rPr>
-        <w:t xml:space="preserve">SSID : </w:t>
-      </w:r>
-      <w:proofErr w:type="spellStart"/>
-      <w:r>
-        <w:rPr>
-          <w:sz w:val="22"/>
-          <w:szCs w:val="22"/>
-        </w:rPr>
-        <w:t>Lab-EquipeX</w:t>
-      </w:r>
-      <w:proofErr w:type="spellEnd"/>
+        <w:t>SSID : Lab-EquipeX</w:t>
+      </w:r>
       <w:r>
         <w:rPr>
           <w:sz w:val="22"/>
@@ -1738,6 +1592,13 @@
         </w:rPr>
         <w:t>123456</w:t>
       </w:r>
+      <w:r>
+        <w:rPr>
+          <w:sz w:val="22"/>
+          <w:szCs w:val="22"/>
+        </w:rPr>
+        <w:t>789</w:t>
+      </w:r>
     </w:p>
     <w:p>
       <w:pPr>
@@ -2045,17 +1906,8 @@
           <w:sz w:val="22"/>
           <w:szCs w:val="22"/>
         </w:rPr>
-        <w:t xml:space="preserve">SW1 : </w:t>
-      </w:r>
-      <w:proofErr w:type="spellStart"/>
-      <w:r>
-        <w:rPr>
-          <w:sz w:val="22"/>
-          <w:szCs w:val="22"/>
-        </w:rPr>
-        <w:t>Outside</w:t>
-      </w:r>
-      <w:proofErr w:type="spellEnd"/>
+        <w:t>SW1 : Outside</w:t>
+      </w:r>
     </w:p>
     <w:p>
       <w:pPr>
@@ -2138,7 +1990,6 @@
         </w:rPr>
         <w:t>Écoute uniquement sur l’interface de la carte d’e</w:t>
       </w:r>
-      <w:proofErr w:type="spellStart"/>
       <w:r>
         <w:rPr>
           <w:sz w:val="22"/>
@@ -2147,7 +1998,6 @@
         </w:rPr>
         <w:t>xtension</w:t>
       </w:r>
-      <w:proofErr w:type="spellEnd"/>
       <w:r>
         <w:rPr>
           <w:sz w:val="22"/>
@@ -2201,17 +2051,8 @@
           <w:sz w:val="22"/>
           <w:szCs w:val="22"/>
         </w:rPr>
-        <w:t xml:space="preserve"> via </w:t>
-      </w:r>
-      <w:proofErr w:type="spellStart"/>
-      <w:r>
-        <w:rPr>
-          <w:sz w:val="22"/>
-          <w:szCs w:val="22"/>
-        </w:rPr>
-        <w:t>sftp</w:t>
-      </w:r>
-      <w:proofErr w:type="spellEnd"/>
+        <w:t xml:space="preserve"> via sftp</w:t>
+      </w:r>
     </w:p>
     <w:p>
       <w:pPr>
@@ -2232,23 +2073,13 @@
         </w:rPr>
         <w:t>Écoute uniquement sur l’interface de la carte d’e</w:t>
       </w:r>
-      <w:proofErr w:type="spellStart"/>
       <w:r>
         <w:rPr>
           <w:sz w:val="22"/>
           <w:szCs w:val="22"/>
           <w:lang w:val="en-CA"/>
         </w:rPr>
-        <w:t>xtension</w:t>
-      </w:r>
-      <w:proofErr w:type="spellEnd"/>
-      <w:r>
-        <w:rPr>
-          <w:sz w:val="22"/>
-          <w:szCs w:val="22"/>
-          <w:lang w:val="en-CA"/>
-        </w:rPr>
-        <w:t xml:space="preserve"> au port 8080</w:t>
+        <w:t>xtension au port 8080</w:t>
       </w:r>
     </w:p>
     <w:p/>
